--- a/examples/military_output/БИДЕ.docx
+++ b/examples/military_output/БИДЕ.docx
@@ -9,7 +9,7 @@
     </w:p>
     <w:p>
       <w:r>
-        <w:t xml:space="preserve">Объявить благодарность телефонисту роту связи ефрейтору БИДЕ за образцовое исполнение служебных обязанностей.</w:t>
+        <w:t xml:space="preserve">Объявить благодарность телефонисту роту связи ефрейтору БИДЕ (л/н ЧС-987654) за образцовое исполнение служебных обязанностей.</w:t>
       </w:r>
     </w:p>
     <w:sectPr>
